--- a/Coding 2 - year/Unit 4 - File IO & Data Processing/Daily Lesson Plans/Word/Day 12.docx
+++ b/Coding 2 - year/Unit 4 - File IO & Data Processing/Daily Lesson Plans/Word/Day 12.docx
@@ -50,12 +50,15 @@
               </w:rPr>
               <w:t xml:space="preserve">Coding II — Full Year</w:t>
             </w:r>
-          </w:p>
-          <w:p>
-            <w:pPr>
-              <w:spacing w:before="40"/>
-              <w:jc w:val="center"/>
-            </w:pPr>
+            <w:r>
+              <w:rPr>
+                <w:rFonts w:ascii="Arial" w:cs="Arial" w:eastAsia="Arial" w:hAnsi="Arial"/>
+                <w:sz w:val="16"/>
+                <w:szCs w:val="16"/>
+              </w:rPr>
+              <w:br/>
+              <w:t xml:space="preserve"/>
+            </w:r>
             <w:r>
               <w:rPr>
                 <w:rFonts w:ascii="Arial" w:cs="Arial" w:eastAsia="Arial" w:hAnsi="Arial"/>
@@ -83,7 +86,7 @@
           <w:rFonts w:ascii="Arial" w:cs="Arial" w:eastAsia="Arial" w:hAnsi="Arial"/>
           <w:b/>
           <w:bCs/>
-          <w:color w:val="0D3B1F"/>
+          <w:color w:val="1B7A4A"/>
           <w:sz w:val="32"/>
           <w:szCs w:val="32"/>
         </w:rPr>
@@ -261,9 +264,9 @@
               <w:right w:val="single" w:color="CCCCCC" w:sz="1"/>
             </w:tcBorders>
             <w:tcMar>
-              <w:top w:type="dxa" w:w="60"/>
+              <w:top w:type="dxa" w:w="80"/>
               <w:left w:type="dxa" w:w="120"/>
-              <w:bottom w:type="dxa" w:w="60"/>
+              <w:bottom w:type="dxa" w:w="80"/>
               <w:right w:type="dxa" w:w="120"/>
             </w:tcMar>
           </w:tcPr>
@@ -290,20 +293,213 @@
               <w:right w:val="single" w:color="CCCCCC" w:sz="1"/>
             </w:tcBorders>
             <w:tcMar>
-              <w:top w:type="dxa" w:w="60"/>
+              <w:top w:type="dxa" w:w="80"/>
               <w:left w:type="dxa" w:w="120"/>
-              <w:bottom w:type="dxa" w:w="60"/>
+              <w:bottom w:type="dxa" w:w="80"/>
               <w:right w:type="dxa" w:w="120"/>
             </w:tcMar>
           </w:tcPr>
           <w:p>
-            <w:r>
-              <w:rPr>
-                <w:rFonts w:ascii="Arial" w:cs="Arial" w:eastAsia="Arial" w:hAnsi="Arial"/>
-                <w:sz w:val="20"/>
-                <w:szCs w:val="20"/>
+            <w:pPr>
+              <w:spacing w:after="80" w:before="80"/>
+            </w:pPr>
+            <w:r>
+              <w:rPr>
+                <w:rFonts w:ascii="Arial" w:cs="Arial" w:eastAsia="Arial" w:hAnsi="Arial"/>
+                <w:b/>
+                <w:bCs/>
+                <w:i w:val="false"/>
+                <w:iCs w:val="false"/>
+                <w:color w:val="000000"/>
+                <w:sz w:val="22"/>
+                <w:szCs w:val="22"/>
               </w:rPr>
               <w:t xml:space="preserve">Bell Ringer / Review</w:t>
+            </w:r>
+            <w:r>
+              <w:rPr>
+                <w:rFonts w:ascii="Arial" w:cs="Arial" w:eastAsia="Arial" w:hAnsi="Arial"/>
+                <w:sz w:val="20"/>
+                <w:szCs w:val="20"/>
+              </w:rPr>
+              <w:br/>
+              <w:t xml:space="preserve"/>
+            </w:r>
+            <w:r>
+              <w:rPr>
+                <w:rFonts w:ascii="Arial" w:cs="Arial" w:eastAsia="Arial" w:hAnsi="Arial"/>
+                <w:sz w:val="20"/>
+                <w:szCs w:val="20"/>
+              </w:rPr>
+              <w:br/>
+              <w:t xml:space="preserve"/>
+            </w:r>
+            <w:r>
+              <w:rPr>
+                <w:rFonts w:ascii="Arial" w:cs="Arial" w:eastAsia="Arial" w:hAnsi="Arial"/>
+                <w:b/>
+                <w:bCs/>
+                <w:i w:val="false"/>
+                <w:iCs w:val="false"/>
+                <w:color w:val="000000"/>
+                <w:sz w:val="20"/>
+                <w:szCs w:val="20"/>
+              </w:rPr>
+              <w:t xml:space="preserve">Quick Write </w:t>
+            </w:r>
+            <w:r>
+              <w:rPr>
+                <w:rFonts w:ascii="Arial" w:cs="Arial" w:eastAsia="Arial" w:hAnsi="Arial"/>
+                <w:b w:val="false"/>
+                <w:bCs w:val="false"/>
+                <w:i w:val="false"/>
+                <w:iCs w:val="false"/>
+                <w:color w:val="000000"/>
+                <w:sz w:val="20"/>
+                <w:szCs w:val="20"/>
+              </w:rPr>
+              <w:t xml:space="preserve">(3 min — written or verbal):</w:t>
+            </w:r>
+            <w:r>
+              <w:rPr>
+                <w:rFonts w:ascii="Arial" w:cs="Arial" w:eastAsia="Arial" w:hAnsi="Arial"/>
+                <w:sz w:val="20"/>
+                <w:szCs w:val="20"/>
+              </w:rPr>
+              <w:br/>
+              <w:t xml:space="preserve"/>
+            </w:r>
+            <w:r>
+              <w:rPr>
+                <w:rFonts w:ascii="Arial" w:cs="Arial" w:eastAsia="Arial" w:hAnsi="Arial"/>
+                <w:b w:val="false"/>
+                <w:bCs w:val="false"/>
+                <w:i w:val="false"/>
+                <w:iCs w:val="false"/>
+                <w:color w:val="000000"/>
+                <w:sz w:val="20"/>
+                <w:szCs w:val="20"/>
+              </w:rPr>
+              <w:t xml:space="preserve">    In your own words: Read CSV files using the csv.reader module to parse comma-separated data?</w:t>
+            </w:r>
+            <w:r>
+              <w:rPr>
+                <w:rFonts w:ascii="Arial" w:cs="Arial" w:eastAsia="Arial" w:hAnsi="Arial"/>
+                <w:sz w:val="20"/>
+                <w:szCs w:val="20"/>
+              </w:rPr>
+              <w:br/>
+              <w:t xml:space="preserve"/>
+            </w:r>
+            <w:r>
+              <w:rPr>
+                <w:rFonts w:ascii="Arial" w:cs="Arial" w:eastAsia="Arial" w:hAnsi="Arial"/>
+                <w:sz w:val="20"/>
+                <w:szCs w:val="20"/>
+              </w:rPr>
+              <w:br/>
+              <w:t xml:space="preserve"/>
+            </w:r>
+            <w:r>
+              <w:rPr>
+                <w:rFonts w:ascii="Arial" w:cs="Arial" w:eastAsia="Arial" w:hAnsi="Arial"/>
+                <w:b/>
+                <w:bCs/>
+                <w:i w:val="false"/>
+                <w:iCs w:val="false"/>
+                <w:color w:val="000000"/>
+                <w:sz w:val="20"/>
+                <w:szCs w:val="20"/>
+              </w:rPr>
+              <w:t xml:space="preserve">Vocabulary Preview — </w:t>
+            </w:r>
+            <w:r>
+              <w:rPr>
+                <w:rFonts w:ascii="Arial" w:cs="Arial" w:eastAsia="Arial" w:hAnsi="Arial"/>
+                <w:b w:val="false"/>
+                <w:bCs w:val="false"/>
+                <w:i w:val="false"/>
+                <w:iCs w:val="false"/>
+                <w:color w:val="000000"/>
+                <w:sz w:val="20"/>
+                <w:szCs w:val="20"/>
+              </w:rPr>
+              <w:t xml:space="preserve">terms we'll use today:</w:t>
+            </w:r>
+            <w:r>
+              <w:rPr>
+                <w:rFonts w:ascii="Arial" w:cs="Arial" w:eastAsia="Arial" w:hAnsi="Arial"/>
+                <w:sz w:val="20"/>
+                <w:szCs w:val="20"/>
+              </w:rPr>
+              <w:br/>
+              <w:t xml:space="preserve"/>
+            </w:r>
+            <w:r>
+              <w:rPr>
+                <w:rFonts w:ascii="Arial" w:cs="Arial" w:eastAsia="Arial" w:hAnsi="Arial"/>
+                <w:b w:val="false"/>
+                <w:bCs w:val="false"/>
+                <w:i w:val="false"/>
+                <w:iCs w:val="false"/>
+                <w:color w:val="000000"/>
+                <w:sz w:val="20"/>
+                <w:szCs w:val="20"/>
+              </w:rPr>
+              <w:t xml:space="preserve">    • CSV (Comma-Separated Values)   •   csv.reader   •   Iterable rows   •   Handling special characters   •   Delimiters   •   Quoting</w:t>
+            </w:r>
+            <w:r>
+              <w:rPr>
+                <w:rFonts w:ascii="Arial" w:cs="Arial" w:eastAsia="Arial" w:hAnsi="Arial"/>
+                <w:sz w:val="20"/>
+                <w:szCs w:val="20"/>
+              </w:rPr>
+              <w:br/>
+              <w:t xml:space="preserve"/>
+            </w:r>
+            <w:r>
+              <w:rPr>
+                <w:rFonts w:ascii="Arial" w:cs="Arial" w:eastAsia="Arial" w:hAnsi="Arial"/>
+                <w:sz w:val="20"/>
+                <w:szCs w:val="20"/>
+              </w:rPr>
+              <w:br/>
+              <w:t xml:space="preserve"/>
+            </w:r>
+            <w:r>
+              <w:rPr>
+                <w:rFonts w:ascii="Arial" w:cs="Arial" w:eastAsia="Arial" w:hAnsi="Arial"/>
+                <w:b w:val="false"/>
+                <w:bCs w:val="false"/>
+                <w:i/>
+                <w:iCs/>
+                <w:color w:val="444444"/>
+                <w:sz w:val="20"/>
+                <w:szCs w:val="20"/>
+              </w:rPr>
+              <w:t xml:space="preserve">Today's Goal: By the end of class you will be able to read CSV files using the csv.reader module to parse comma-separated data.</w:t>
+            </w:r>
+            <w:r>
+              <w:rPr>
+                <w:rFonts w:ascii="Arial" w:cs="Arial" w:eastAsia="Arial" w:hAnsi="Arial"/>
+                <w:sz w:val="20"/>
+                <w:szCs w:val="20"/>
+              </w:rPr>
+              <w:br/>
+              <w:t xml:space="preserve"/>
+            </w:r>
+            <w:r>
+              <w:rPr>
+                <w:rFonts w:ascii="Arial" w:cs="Arial" w:eastAsia="Arial" w:hAnsi="Arial"/>
+                <w:b w:val="false"/>
+                <w:bCs w:val="false"/>
+                <w:i/>
+                <w:iCs/>
+                <w:color w:val="555555"/>
+                <w:sz w:val="20"/>
+                <w:szCs w:val="20"/>
+              </w:rPr>
+              <w:t xml:space="preserve">→ Pair-share your response, then 2–3 students share with the class.</w:t>
             </w:r>
           </w:p>
         </w:tc>
@@ -319,9 +515,9 @@
               <w:right w:val="single" w:color="CCCCCC" w:sz="1"/>
             </w:tcBorders>
             <w:tcMar>
-              <w:top w:type="dxa" w:w="60"/>
+              <w:top w:type="dxa" w:w="80"/>
               <w:left w:type="dxa" w:w="120"/>
-              <w:bottom w:type="dxa" w:w="60"/>
+              <w:bottom w:type="dxa" w:w="80"/>
               <w:right w:type="dxa" w:w="120"/>
             </w:tcMar>
           </w:tcPr>
@@ -348,20 +544,261 @@
               <w:right w:val="single" w:color="CCCCCC" w:sz="1"/>
             </w:tcBorders>
             <w:tcMar>
-              <w:top w:type="dxa" w:w="60"/>
+              <w:top w:type="dxa" w:w="80"/>
               <w:left w:type="dxa" w:w="120"/>
-              <w:bottom w:type="dxa" w:w="60"/>
+              <w:bottom w:type="dxa" w:w="80"/>
               <w:right w:type="dxa" w:w="120"/>
             </w:tcMar>
           </w:tcPr>
           <w:p>
-            <w:r>
-              <w:rPr>
-                <w:rFonts w:ascii="Arial" w:cs="Arial" w:eastAsia="Arial" w:hAnsi="Arial"/>
-                <w:sz w:val="20"/>
-                <w:szCs w:val="20"/>
-              </w:rPr>
-              <w:t xml:space="preserve">Mini Lesson: CSV Files — Reading with csv.reader</w:t>
+            <w:pPr>
+              <w:spacing w:after="80" w:before="80"/>
+            </w:pPr>
+            <w:r>
+              <w:rPr>
+                <w:rFonts w:ascii="Arial" w:cs="Arial" w:eastAsia="Arial" w:hAnsi="Arial"/>
+                <w:b/>
+                <w:bCs/>
+                <w:i w:val="false"/>
+                <w:iCs w:val="false"/>
+                <w:color w:val="000000"/>
+                <w:sz w:val="22"/>
+                <w:szCs w:val="22"/>
+              </w:rPr>
+              <w:t xml:space="preserve">Mini Lesson: </w:t>
+            </w:r>
+            <w:r>
+              <w:rPr>
+                <w:rFonts w:ascii="Arial" w:cs="Arial" w:eastAsia="Arial" w:hAnsi="Arial"/>
+                <w:b w:val="false"/>
+                <w:bCs w:val="false"/>
+                <w:i w:val="false"/>
+                <w:iCs w:val="false"/>
+                <w:color w:val="000000"/>
+                <w:sz w:val="22"/>
+                <w:szCs w:val="22"/>
+              </w:rPr>
+              <w:t xml:space="preserve">CSV Files — Reading with csv.reader</w:t>
+            </w:r>
+            <w:r>
+              <w:rPr>
+                <w:rFonts w:ascii="Arial" w:cs="Arial" w:eastAsia="Arial" w:hAnsi="Arial"/>
+                <w:sz w:val="20"/>
+                <w:szCs w:val="20"/>
+              </w:rPr>
+              <w:br/>
+              <w:t xml:space="preserve"/>
+            </w:r>
+            <w:r>
+              <w:rPr>
+                <w:rFonts w:ascii="Arial" w:cs="Arial" w:eastAsia="Arial" w:hAnsi="Arial"/>
+                <w:sz w:val="20"/>
+                <w:szCs w:val="20"/>
+              </w:rPr>
+              <w:br/>
+              <w:t xml:space="preserve"/>
+            </w:r>
+            <w:r>
+              <w:rPr>
+                <w:rFonts w:ascii="Arial" w:cs="Arial" w:eastAsia="Arial" w:hAnsi="Arial"/>
+                <w:b/>
+                <w:bCs/>
+                <w:i/>
+                <w:iCs/>
+                <w:color w:val="000000"/>
+                <w:sz w:val="20"/>
+                <w:szCs w:val="20"/>
+              </w:rPr>
+              <w:t xml:space="preserve">Learning Target: </w:t>
+            </w:r>
+            <w:r>
+              <w:rPr>
+                <w:rFonts w:ascii="Arial" w:cs="Arial" w:eastAsia="Arial" w:hAnsi="Arial"/>
+                <w:b w:val="false"/>
+                <w:bCs w:val="false"/>
+                <w:i/>
+                <w:iCs/>
+                <w:color w:val="333333"/>
+                <w:sz w:val="20"/>
+                <w:szCs w:val="20"/>
+              </w:rPr>
+              <w:t xml:space="preserve">I can read CSV files using the csv.reader module to parse comma-separated data.</w:t>
+            </w:r>
+            <w:r>
+              <w:rPr>
+                <w:rFonts w:ascii="Arial" w:cs="Arial" w:eastAsia="Arial" w:hAnsi="Arial"/>
+                <w:sz w:val="20"/>
+                <w:szCs w:val="20"/>
+              </w:rPr>
+              <w:br/>
+              <w:t xml:space="preserve"/>
+            </w:r>
+            <w:r>
+              <w:rPr>
+                <w:rFonts w:ascii="Arial" w:cs="Arial" w:eastAsia="Arial" w:hAnsi="Arial"/>
+                <w:sz w:val="20"/>
+                <w:szCs w:val="20"/>
+              </w:rPr>
+              <w:br/>
+              <w:t xml:space="preserve"/>
+            </w:r>
+            <w:r>
+              <w:rPr>
+                <w:rFonts w:ascii="Arial" w:cs="Arial" w:eastAsia="Arial" w:hAnsi="Arial"/>
+                <w:b w:val="false"/>
+                <w:bCs w:val="false"/>
+                <w:i w:val="false"/>
+                <w:iCs w:val="false"/>
+                <w:color w:val="000000"/>
+                <w:sz w:val="20"/>
+                <w:szCs w:val="20"/>
+              </w:rPr>
+              <w:t xml:space="preserve">CSV (Comma-Separated Values): A plain text format for storing tabular data, one row per line, fields separated by commas.</w:t>
+            </w:r>
+            <w:r>
+              <w:rPr>
+                <w:rFonts w:ascii="Arial" w:cs="Arial" w:eastAsia="Arial" w:hAnsi="Arial"/>
+                <w:sz w:val="20"/>
+                <w:szCs w:val="20"/>
+              </w:rPr>
+              <w:br/>
+              <w:t xml:space="preserve"/>
+            </w:r>
+            <w:r>
+              <w:rPr>
+                <w:rFonts w:ascii="Arial" w:cs="Arial" w:eastAsia="Arial" w:hAnsi="Arial"/>
+                <w:b w:val="false"/>
+                <w:bCs w:val="false"/>
+                <w:i w:val="false"/>
+                <w:iCs w:val="false"/>
+                <w:color w:val="000000"/>
+                <w:sz w:val="20"/>
+                <w:szCs w:val="20"/>
+              </w:rPr>
+              <w:t xml:space="preserve">csv.reader: A module function that parses CSV data into lists of strings.</w:t>
+            </w:r>
+            <w:r>
+              <w:rPr>
+                <w:rFonts w:ascii="Arial" w:cs="Arial" w:eastAsia="Arial" w:hAnsi="Arial"/>
+                <w:sz w:val="20"/>
+                <w:szCs w:val="20"/>
+              </w:rPr>
+              <w:br/>
+              <w:t xml:space="preserve"/>
+            </w:r>
+            <w:r>
+              <w:rPr>
+                <w:rFonts w:ascii="Arial" w:cs="Arial" w:eastAsia="Arial" w:hAnsi="Arial"/>
+                <w:sz w:val="20"/>
+                <w:szCs w:val="20"/>
+              </w:rPr>
+              <w:br/>
+              <w:t xml:space="preserve"/>
+            </w:r>
+            <w:r>
+              <w:rPr>
+                <w:rFonts w:ascii="Arial" w:cs="Arial" w:eastAsia="Arial" w:hAnsi="Arial"/>
+                <w:b/>
+                <w:bCs/>
+                <w:i w:val="false"/>
+                <w:iCs w:val="false"/>
+                <w:color w:val="000000"/>
+                <w:sz w:val="20"/>
+                <w:szCs w:val="20"/>
+              </w:rPr>
+              <w:t xml:space="preserve">Vocabulary: </w:t>
+            </w:r>
+            <w:r>
+              <w:rPr>
+                <w:rFonts w:ascii="Arial" w:cs="Arial" w:eastAsia="Arial" w:hAnsi="Arial"/>
+                <w:b w:val="false"/>
+                <w:bCs w:val="false"/>
+                <w:i w:val="false"/>
+                <w:iCs w:val="false"/>
+                <w:color w:val="000000"/>
+                <w:sz w:val="20"/>
+                <w:szCs w:val="20"/>
+              </w:rPr>
+              <w:t xml:space="preserve">CSV (Comma-Separated Values), csv.reader, Iterable rows, Handling special characters, Delimiters, Quoting</w:t>
+            </w:r>
+            <w:r>
+              <w:rPr>
+                <w:rFonts w:ascii="Arial" w:cs="Arial" w:eastAsia="Arial" w:hAnsi="Arial"/>
+                <w:sz w:val="20"/>
+                <w:szCs w:val="20"/>
+              </w:rPr>
+              <w:br/>
+              <w:t xml:space="preserve"/>
+            </w:r>
+            <w:r>
+              <w:rPr>
+                <w:rFonts w:ascii="Arial" w:cs="Arial" w:eastAsia="Arial" w:hAnsi="Arial"/>
+                <w:sz w:val="20"/>
+                <w:szCs w:val="20"/>
+              </w:rPr>
+              <w:br/>
+              <w:t xml:space="preserve"/>
+            </w:r>
+            <w:r>
+              <w:rPr>
+                <w:rFonts w:ascii="Arial" w:cs="Arial" w:eastAsia="Arial" w:hAnsi="Arial"/>
+                <w:b/>
+                <w:bCs/>
+                <w:i/>
+                <w:iCs/>
+                <w:color w:val="555555"/>
+                <w:sz w:val="20"/>
+                <w:szCs w:val="20"/>
+              </w:rPr>
+              <w:t xml:space="preserve">→ Live Demo — </w:t>
+            </w:r>
+            <w:r>
+              <w:rPr>
+                <w:rFonts w:ascii="Arial" w:cs="Arial" w:eastAsia="Arial" w:hAnsi="Arial"/>
+                <w:b w:val="false"/>
+                <w:bCs w:val="false"/>
+                <w:i/>
+                <w:iCs/>
+                <w:color w:val="555555"/>
+                <w:sz w:val="20"/>
+                <w:szCs w:val="20"/>
+              </w:rPr>
+              <w:t xml:space="preserve">type examples as students follow along in their own editor.</w:t>
+            </w:r>
+            <w:r>
+              <w:rPr>
+                <w:rFonts w:ascii="Arial" w:cs="Arial" w:eastAsia="Arial" w:hAnsi="Arial"/>
+                <w:sz w:val="20"/>
+                <w:szCs w:val="20"/>
+              </w:rPr>
+              <w:br/>
+              <w:t xml:space="preserve"/>
+            </w:r>
+            <w:r>
+              <w:rPr>
+                <w:rFonts w:ascii="Arial" w:cs="Arial" w:eastAsia="Arial" w:hAnsi="Arial"/>
+                <w:b/>
+                <w:bCs/>
+                <w:i/>
+                <w:iCs/>
+                <w:color w:val="555555"/>
+                <w:sz w:val="20"/>
+                <w:szCs w:val="20"/>
+              </w:rPr>
+              <w:t xml:space="preserve">→ Check for Understanding: </w:t>
+            </w:r>
+            <w:r>
+              <w:rPr>
+                <w:rFonts w:ascii="Arial" w:cs="Arial" w:eastAsia="Arial" w:hAnsi="Arial"/>
+                <w:b w:val="false"/>
+                <w:bCs w:val="false"/>
+                <w:i/>
+                <w:iCs/>
+                <w:color w:val="555555"/>
+                <w:sz w:val="20"/>
+                <w:szCs w:val="20"/>
+              </w:rPr>
+              <w:t xml:space="preserve">pause and cold-call: “Can someone explain what we just did in their own words?”</w:t>
             </w:r>
           </w:p>
         </w:tc>
@@ -377,9 +814,9 @@
               <w:right w:val="single" w:color="CCCCCC" w:sz="1"/>
             </w:tcBorders>
             <w:tcMar>
-              <w:top w:type="dxa" w:w="60"/>
+              <w:top w:type="dxa" w:w="80"/>
               <w:left w:type="dxa" w:w="120"/>
-              <w:bottom w:type="dxa" w:w="60"/>
+              <w:bottom w:type="dxa" w:w="80"/>
               <w:right w:type="dxa" w:w="120"/>
             </w:tcMar>
           </w:tcPr>
@@ -406,20 +843,90 @@
               <w:right w:val="single" w:color="CCCCCC" w:sz="1"/>
             </w:tcBorders>
             <w:tcMar>
-              <w:top w:type="dxa" w:w="60"/>
+              <w:top w:type="dxa" w:w="80"/>
               <w:left w:type="dxa" w:w="120"/>
-              <w:bottom w:type="dxa" w:w="60"/>
+              <w:bottom w:type="dxa" w:w="80"/>
               <w:right w:type="dxa" w:w="120"/>
             </w:tcMar>
           </w:tcPr>
           <w:p>
-            <w:r>
-              <w:rPr>
-                <w:rFonts w:ascii="Arial" w:cs="Arial" w:eastAsia="Arial" w:hAnsi="Arial"/>
-                <w:sz w:val="20"/>
-                <w:szCs w:val="20"/>
+            <w:pPr>
+              <w:spacing w:after="80" w:before="80"/>
+            </w:pPr>
+            <w:r>
+              <w:rPr>
+                <w:rFonts w:ascii="Arial" w:cs="Arial" w:eastAsia="Arial" w:hAnsi="Arial"/>
+                <w:b/>
+                <w:bCs/>
+                <w:i w:val="false"/>
+                <w:iCs w:val="false"/>
+                <w:color w:val="000000"/>
+                <w:sz w:val="22"/>
+                <w:szCs w:val="22"/>
               </w:rPr>
               <w:t xml:space="preserve">Guided Practice</w:t>
+            </w:r>
+            <w:r>
+              <w:rPr>
+                <w:rFonts w:ascii="Arial" w:cs="Arial" w:eastAsia="Arial" w:hAnsi="Arial"/>
+                <w:sz w:val="20"/>
+                <w:szCs w:val="20"/>
+              </w:rPr>
+              <w:br/>
+              <w:t xml:space="preserve"/>
+            </w:r>
+            <w:r>
+              <w:rPr>
+                <w:rFonts w:ascii="Arial" w:cs="Arial" w:eastAsia="Arial" w:hAnsi="Arial"/>
+                <w:sz w:val="20"/>
+                <w:szCs w:val="20"/>
+              </w:rPr>
+              <w:br/>
+              <w:t xml:space="preserve"/>
+            </w:r>
+            <w:r>
+              <w:rPr>
+                <w:rFonts w:ascii="Arial" w:cs="Arial" w:eastAsia="Arial" w:hAnsi="Arial"/>
+                <w:b w:val="false"/>
+                <w:bCs w:val="false"/>
+                <w:i w:val="false"/>
+                <w:iCs w:val="false"/>
+                <w:color w:val="000000"/>
+                <w:sz w:val="20"/>
+                <w:szCs w:val="20"/>
+              </w:rPr>
+              <w:t xml:space="preserve">Activity: Simple CSV Report</w:t>
+            </w:r>
+            <w:r>
+              <w:rPr>
+                <w:rFonts w:ascii="Arial" w:cs="Arial" w:eastAsia="Arial" w:hAnsi="Arial"/>
+                <w:sz w:val="20"/>
+                <w:szCs w:val="20"/>
+              </w:rPr>
+              <w:br/>
+              <w:t xml:space="preserve"/>
+            </w:r>
+            <w:r>
+              <w:rPr>
+                <w:rFonts w:ascii="Arial" w:cs="Arial" w:eastAsia="Arial" w:hAnsi="Arial"/>
+                <w:sz w:val="20"/>
+                <w:szCs w:val="20"/>
+              </w:rPr>
+              <w:br/>
+              <w:t xml:space="preserve"/>
+            </w:r>
+            <w:r>
+              <w:rPr>
+                <w:rFonts w:ascii="Arial" w:cs="Arial" w:eastAsia="Arial" w:hAnsi="Arial"/>
+                <w:b w:val="false"/>
+                <w:bCs w:val="false"/>
+                <w:i/>
+                <w:iCs/>
+                <w:color w:val="555555"/>
+                <w:sz w:val="20"/>
+                <w:szCs w:val="20"/>
+              </w:rPr>
+              <w:t xml:space="preserve">→ Teacher models — students try alongside, then compare results.</w:t>
             </w:r>
           </w:p>
         </w:tc>
@@ -435,9 +942,9 @@
               <w:right w:val="single" w:color="CCCCCC" w:sz="1"/>
             </w:tcBorders>
             <w:tcMar>
-              <w:top w:type="dxa" w:w="60"/>
+              <w:top w:type="dxa" w:w="80"/>
               <w:left w:type="dxa" w:w="120"/>
-              <w:bottom w:type="dxa" w:w="60"/>
+              <w:bottom w:type="dxa" w:w="80"/>
               <w:right w:type="dxa" w:w="120"/>
             </w:tcMar>
           </w:tcPr>
@@ -450,7 +957,7 @@
                 <w:sz w:val="20"/>
                 <w:szCs w:val="20"/>
               </w:rPr>
-              <w:t xml:space="preserve">15-20 min</w:t>
+              <w:t xml:space="preserve">15–20 min</w:t>
             </w:r>
           </w:p>
         </w:tc>
@@ -464,20 +971,164 @@
               <w:right w:val="single" w:color="CCCCCC" w:sz="1"/>
             </w:tcBorders>
             <w:tcMar>
-              <w:top w:type="dxa" w:w="60"/>
+              <w:top w:type="dxa" w:w="80"/>
               <w:left w:type="dxa" w:w="120"/>
-              <w:bottom w:type="dxa" w:w="60"/>
+              <w:bottom w:type="dxa" w:w="80"/>
               <w:right w:type="dxa" w:w="120"/>
             </w:tcMar>
           </w:tcPr>
           <w:p>
-            <w:r>
-              <w:rPr>
-                <w:rFonts w:ascii="Arial" w:cs="Arial" w:eastAsia="Arial" w:hAnsi="Arial"/>
-                <w:sz w:val="20"/>
-                <w:szCs w:val="20"/>
+            <w:pPr>
+              <w:spacing w:after="80" w:before="80"/>
+            </w:pPr>
+            <w:r>
+              <w:rPr>
+                <w:rFonts w:ascii="Arial" w:cs="Arial" w:eastAsia="Arial" w:hAnsi="Arial"/>
+                <w:b/>
+                <w:bCs/>
+                <w:i w:val="false"/>
+                <w:iCs w:val="false"/>
+                <w:color w:val="000000"/>
+                <w:sz w:val="22"/>
+                <w:szCs w:val="22"/>
               </w:rPr>
               <w:t xml:space="preserve">Independent Practice / Code Along</w:t>
+            </w:r>
+            <w:r>
+              <w:rPr>
+                <w:rFonts w:ascii="Arial" w:cs="Arial" w:eastAsia="Arial" w:hAnsi="Arial"/>
+                <w:sz w:val="20"/>
+                <w:szCs w:val="20"/>
+              </w:rPr>
+              <w:br/>
+              <w:t xml:space="preserve"/>
+            </w:r>
+            <w:r>
+              <w:rPr>
+                <w:rFonts w:ascii="Arial" w:cs="Arial" w:eastAsia="Arial" w:hAnsi="Arial"/>
+                <w:b/>
+                <w:bCs/>
+                <w:i w:val="false"/>
+                <w:iCs w:val="false"/>
+                <w:color w:val="000000"/>
+                <w:sz w:val="20"/>
+                <w:szCs w:val="20"/>
+              </w:rPr>
+              <w:t xml:space="preserve">    Beginner: </w:t>
+            </w:r>
+            <w:r>
+              <w:rPr>
+                <w:rFonts w:ascii="Arial" w:cs="Arial" w:eastAsia="Arial" w:hAnsi="Arial"/>
+                <w:b w:val="false"/>
+                <w:bCs w:val="false"/>
+                <w:i w:val="false"/>
+                <w:iCs w:val="false"/>
+                <w:color w:val="000000"/>
+                <w:sz w:val="20"/>
+                <w:szCs w:val="20"/>
+              </w:rPr>
+              <w:t xml:space="preserve">Write a program that uses csv.reader to read a CSV string and print each row.</w:t>
+            </w:r>
+            <w:r>
+              <w:rPr>
+                <w:rFonts w:ascii="Arial" w:cs="Arial" w:eastAsia="Arial" w:hAnsi="Arial"/>
+                <w:sz w:val="20"/>
+                <w:szCs w:val="20"/>
+              </w:rPr>
+              <w:br/>
+              <w:t xml:space="preserve"/>
+            </w:r>
+            <w:r>
+              <w:rPr>
+                <w:rFonts w:ascii="Arial" w:cs="Arial" w:eastAsia="Arial" w:hAnsi="Arial"/>
+                <w:b/>
+                <w:bCs/>
+                <w:i w:val="false"/>
+                <w:iCs w:val="false"/>
+                <w:color w:val="000000"/>
+                <w:sz w:val="20"/>
+                <w:szCs w:val="20"/>
+              </w:rPr>
+              <w:t xml:space="preserve">    Intermediate: </w:t>
+            </w:r>
+            <w:r>
+              <w:rPr>
+                <w:rFonts w:ascii="Arial" w:cs="Arial" w:eastAsia="Arial" w:hAnsi="Arial"/>
+                <w:b w:val="false"/>
+                <w:bCs w:val="false"/>
+                <w:i w:val="false"/>
+                <w:iCs w:val="false"/>
+                <w:color w:val="000000"/>
+                <w:sz w:val="20"/>
+                <w:szCs w:val="20"/>
+              </w:rPr>
+              <w:t xml:space="preserve">Write a program that reads a CSV (Name, Age, Salary), filters for people over 30, and displays them.</w:t>
+            </w:r>
+            <w:r>
+              <w:rPr>
+                <w:rFonts w:ascii="Arial" w:cs="Arial" w:eastAsia="Arial" w:hAnsi="Arial"/>
+                <w:sz w:val="20"/>
+                <w:szCs w:val="20"/>
+              </w:rPr>
+              <w:br/>
+              <w:t xml:space="preserve"/>
+            </w:r>
+            <w:r>
+              <w:rPr>
+                <w:rFonts w:ascii="Arial" w:cs="Arial" w:eastAsia="Arial" w:hAnsi="Arial"/>
+                <w:b/>
+                <w:bCs/>
+                <w:i w:val="false"/>
+                <w:iCs w:val="false"/>
+                <w:color w:val="000000"/>
+                <w:sz w:val="20"/>
+                <w:szCs w:val="20"/>
+              </w:rPr>
+              <w:t xml:space="preserve">    Challenge: </w:t>
+            </w:r>
+            <w:r>
+              <w:rPr>
+                <w:rFonts w:ascii="Arial" w:cs="Arial" w:eastAsia="Arial" w:hAnsi="Arial"/>
+                <w:b w:val="false"/>
+                <w:bCs w:val="false"/>
+                <w:i w:val="false"/>
+                <w:iCs w:val="false"/>
+                <w:color w:val="000000"/>
+                <w:sz w:val="20"/>
+                <w:szCs w:val="20"/>
+              </w:rPr>
+              <w:t xml:space="preserve">Write a program that reads a CSV with multiple columns, groups by a category column, and displays totals per group.</w:t>
+            </w:r>
+            <w:r>
+              <w:rPr>
+                <w:rFonts w:ascii="Arial" w:cs="Arial" w:eastAsia="Arial" w:hAnsi="Arial"/>
+                <w:sz w:val="20"/>
+                <w:szCs w:val="20"/>
+              </w:rPr>
+              <w:br/>
+              <w:t xml:space="preserve"/>
+            </w:r>
+            <w:r>
+              <w:rPr>
+                <w:rFonts w:ascii="Arial" w:cs="Arial" w:eastAsia="Arial" w:hAnsi="Arial"/>
+                <w:sz w:val="20"/>
+                <w:szCs w:val="20"/>
+              </w:rPr>
+              <w:br/>
+              <w:t xml:space="preserve"/>
+            </w:r>
+            <w:r>
+              <w:rPr>
+                <w:rFonts w:ascii="Arial" w:cs="Arial" w:eastAsia="Arial" w:hAnsi="Arial"/>
+                <w:b w:val="false"/>
+                <w:bCs w:val="false"/>
+                <w:i/>
+                <w:iCs/>
+                <w:color w:val="555555"/>
+                <w:sz w:val="20"/>
+                <w:szCs w:val="20"/>
+              </w:rPr>
+              <w:t xml:space="preserve">→ Teacher circulates — offer hints, check for understanding.</w:t>
             </w:r>
           </w:p>
         </w:tc>
@@ -493,9 +1144,9 @@
               <w:right w:val="single" w:color="CCCCCC" w:sz="1"/>
             </w:tcBorders>
             <w:tcMar>
-              <w:top w:type="dxa" w:w="60"/>
+              <w:top w:type="dxa" w:w="80"/>
               <w:left w:type="dxa" w:w="120"/>
-              <w:bottom w:type="dxa" w:w="60"/>
+              <w:bottom w:type="dxa" w:w="80"/>
               <w:right w:type="dxa" w:w="120"/>
             </w:tcMar>
           </w:tcPr>
@@ -522,20 +1173,90 @@
               <w:right w:val="single" w:color="CCCCCC" w:sz="1"/>
             </w:tcBorders>
             <w:tcMar>
-              <w:top w:type="dxa" w:w="60"/>
+              <w:top w:type="dxa" w:w="80"/>
               <w:left w:type="dxa" w:w="120"/>
-              <w:bottom w:type="dxa" w:w="60"/>
+              <w:bottom w:type="dxa" w:w="80"/>
               <w:right w:type="dxa" w:w="120"/>
             </w:tcMar>
           </w:tcPr>
           <w:p>
-            <w:r>
-              <w:rPr>
-                <w:rFonts w:ascii="Arial" w:cs="Arial" w:eastAsia="Arial" w:hAnsi="Arial"/>
-                <w:sz w:val="20"/>
-                <w:szCs w:val="20"/>
+            <w:pPr>
+              <w:spacing w:after="80" w:before="80"/>
+            </w:pPr>
+            <w:r>
+              <w:rPr>
+                <w:rFonts w:ascii="Arial" w:cs="Arial" w:eastAsia="Arial" w:hAnsi="Arial"/>
+                <w:b/>
+                <w:bCs/>
+                <w:i w:val="false"/>
+                <w:iCs w:val="false"/>
+                <w:color w:val="000000"/>
+                <w:sz w:val="22"/>
+                <w:szCs w:val="22"/>
               </w:rPr>
               <w:t xml:space="preserve">Exit Ticket / Wrap-Up</w:t>
+            </w:r>
+            <w:r>
+              <w:rPr>
+                <w:rFonts w:ascii="Arial" w:cs="Arial" w:eastAsia="Arial" w:hAnsi="Arial"/>
+                <w:sz w:val="20"/>
+                <w:szCs w:val="20"/>
+              </w:rPr>
+              <w:br/>
+              <w:t xml:space="preserve"/>
+            </w:r>
+            <w:r>
+              <w:rPr>
+                <w:rFonts w:ascii="Arial" w:cs="Arial" w:eastAsia="Arial" w:hAnsi="Arial"/>
+                <w:sz w:val="20"/>
+                <w:szCs w:val="20"/>
+              </w:rPr>
+              <w:br/>
+              <w:t xml:space="preserve"/>
+            </w:r>
+            <w:r>
+              <w:rPr>
+                <w:rFonts w:ascii="Arial" w:cs="Arial" w:eastAsia="Arial" w:hAnsi="Arial"/>
+                <w:b w:val="false"/>
+                <w:bCs w:val="false"/>
+                <w:i w:val="false"/>
+                <w:iCs w:val="false"/>
+                <w:color w:val="000000"/>
+                <w:sz w:val="20"/>
+                <w:szCs w:val="20"/>
+              </w:rPr>
+              <w:t xml:space="preserve">Quick Check: Read CSV files using the csv.reader module to parse comma-separated data?</w:t>
+            </w:r>
+            <w:r>
+              <w:rPr>
+                <w:rFonts w:ascii="Arial" w:cs="Arial" w:eastAsia="Arial" w:hAnsi="Arial"/>
+                <w:sz w:val="20"/>
+                <w:szCs w:val="20"/>
+              </w:rPr>
+              <w:br/>
+              <w:t xml:space="preserve"/>
+            </w:r>
+            <w:r>
+              <w:rPr>
+                <w:rFonts w:ascii="Arial" w:cs="Arial" w:eastAsia="Arial" w:hAnsi="Arial"/>
+                <w:sz w:val="20"/>
+                <w:szCs w:val="20"/>
+              </w:rPr>
+              <w:br/>
+              <w:t xml:space="preserve"/>
+            </w:r>
+            <w:r>
+              <w:rPr>
+                <w:rFonts w:ascii="Arial" w:cs="Arial" w:eastAsia="Arial" w:hAnsi="Arial"/>
+                <w:b w:val="false"/>
+                <w:bCs w:val="false"/>
+                <w:i/>
+                <w:iCs/>
+                <w:color w:val="555555"/>
+                <w:sz w:val="20"/>
+                <w:szCs w:val="20"/>
+              </w:rPr>
+              <w:t xml:space="preserve">→ 3–2–1: Name 3 things learned, 2 new vocab words, 1 question you still have.</w:t>
             </w:r>
           </w:p>
         </w:tc>
@@ -749,7 +1470,7 @@
                 <w:sz w:val="18"/>
                 <w:szCs w:val="18"/>
               </w:rPr>
-              <w:t xml:space="preserve"># Example 1: Basic CSV reading with csv.reader</w:t>
+              <w:t xml:space="preserve"> </w:t>
             </w:r>
           </w:p>
           <w:p>
@@ -892,7 +1613,7 @@
                 <w:sz w:val="18"/>
                 <w:szCs w:val="18"/>
               </w:rPr>
-              <w:t xml:space="preserve"># Example 2: Accessing specific columns</w:t>
+              <w:t xml:space="preserve"> </w:t>
             </w:r>
           </w:p>
           <w:p>
@@ -1022,7 +1743,7 @@
                 <w:sz w:val="18"/>
                 <w:szCs w:val="18"/>
               </w:rPr>
-              <w:t xml:space="preserve"># Example 3: Skipping the header row and processing data</w:t>
+              <w:t xml:space="preserve"> </w:t>
             </w:r>
           </w:p>
           <w:p>
@@ -1113,7 +1834,7 @@
                 <w:sz w:val="18"/>
                 <w:szCs w:val="18"/>
               </w:rPr>
-              <w:t xml:space="preserve"># Example 4: Filtering CSV data</w:t>
+              <w:t xml:space="preserve"> </w:t>
             </w:r>
           </w:p>
           <w:p>
@@ -1243,7 +1964,7 @@
                 <w:sz w:val="18"/>
                 <w:szCs w:val="18"/>
               </w:rPr>
-              <w:t xml:space="preserve"># Example 5: Handling different delimiters (tab-separated)</w:t>
+              <w:t xml:space="preserve"> </w:t>
             </w:r>
           </w:p>
           <w:p>
@@ -1373,7 +2094,7 @@
                 <w:sz w:val="18"/>
                 <w:szCs w:val="18"/>
               </w:rPr>
-              <w:t xml:space="preserve"># Example 6: CSV with quoted fields containing commas</w:t>
+              <w:t xml:space="preserve"> </w:t>
             </w:r>
           </w:p>
           <w:p>
@@ -1503,7 +2224,7 @@
                 <w:sz w:val="18"/>
                 <w:szCs w:val="18"/>
               </w:rPr>
-              <w:t xml:space="preserve"># Example 7: Building a list of dictionaries from CSV</w:t>
+              <w:t xml:space="preserve"> </w:t>
             </w:r>
           </w:p>
           <w:p>
@@ -1685,7 +2406,7 @@
                 <w:sz w:val="18"/>
                 <w:szCs w:val="18"/>
               </w:rPr>
-              <w:t xml:space="preserve"># Example 8: Counting rows and calculating statistics</w:t>
+              <w:t xml:space="preserve"> </w:t>
             </w:r>
           </w:p>
           <w:p>
@@ -1815,7 +2536,7 @@
                 <w:sz w:val="18"/>
                 <w:szCs w:val="18"/>
               </w:rPr>
-              <w:t xml:space="preserve"># Example 9: Error handling with CSV</w:t>
+              <w:t xml:space="preserve"> </w:t>
             </w:r>
           </w:p>
           <w:p>
@@ -2140,7 +2861,7 @@
                 <w:sz w:val="18"/>
                 <w:szCs w:val="18"/>
               </w:rPr>
-              <w:t xml:space="preserve"># Example 10: Finding max/min values</w:t>
+              <w:t xml:space="preserve"> </w:t>
             </w:r>
           </w:p>
           <w:p>
@@ -2703,7 +3424,7 @@
                 <w:sz w:val="18"/>
                 <w:szCs w:val="18"/>
               </w:rPr>
-              <w:t xml:space="preserve"># Problem 1</w:t>
+              <w:t xml:space="preserve"> </w:t>
             </w:r>
           </w:p>
           <w:p>
@@ -2794,7 +3515,7 @@
                 <w:sz w:val="18"/>
                 <w:szCs w:val="18"/>
               </w:rPr>
-              <w:t xml:space="preserve"># Problem 2</w:t>
+              <w:t xml:space="preserve"> </w:t>
             </w:r>
           </w:p>
           <w:p>
@@ -2924,7 +3645,7 @@
                 <w:sz w:val="18"/>
                 <w:szCs w:val="18"/>
               </w:rPr>
-              <w:t xml:space="preserve"># Problem 3</w:t>
+              <w:t xml:space="preserve"> </w:t>
             </w:r>
           </w:p>
           <w:p>
@@ -3395,76 +4116,7 @@
           <w:sz w:val="20"/>
           <w:szCs w:val="20"/>
         </w:rPr>
-        <w:t xml:space="preserve">Challenge: Write a program that reads a CSV with multiple columns, groups by a category column, and displays totals per group. &lt;details&gt; &lt;summary&gt;💡 Hints&lt;/summary&gt;</w:t>
-      </w:r>
-    </w:p>
-    <w:p>
-      <w:pPr>
-        <w:spacing w:after="80"/>
-      </w:pPr>
-      <w:r>
-        <w:rPr>
-          <w:rFonts w:ascii="Arial" w:cs="Arial" w:eastAsia="Arial" w:hAnsi="Arial"/>
-          <w:b/>
-          <w:bCs/>
-          <w:sz w:val="20"/>
-          <w:szCs w:val="20"/>
-        </w:rPr>
-        <w:t xml:space="preserve">Problem 4: </w:t>
-      </w:r>
-      <w:r>
-        <w:rPr>
-          <w:rFonts w:ascii="Arial" w:cs="Arial" w:eastAsia="Arial" w:hAnsi="Arial"/>
-          <w:sz w:val="20"/>
-          <w:szCs w:val="20"/>
-        </w:rPr>
-        <w:t xml:space="preserve">: - Use csv.reader() with StringIO for testing. - Loop through reader to get rows. - Each row is a list.</w:t>
-      </w:r>
-    </w:p>
-    <w:p>
-      <w:pPr>
-        <w:spacing w:after="80"/>
-      </w:pPr>
-      <w:r>
-        <w:rPr>
-          <w:rFonts w:ascii="Arial" w:cs="Arial" w:eastAsia="Arial" w:hAnsi="Arial"/>
-          <w:b/>
-          <w:bCs/>
-          <w:sz w:val="20"/>
-          <w:szCs w:val="20"/>
-        </w:rPr>
-        <w:t xml:space="preserve">Problem 5: </w:t>
-      </w:r>
-      <w:r>
-        <w:rPr>
-          <w:rFonts w:ascii="Arial" w:cs="Arial" w:eastAsia="Arial" w:hAnsi="Arial"/>
-          <w:sz w:val="20"/>
-          <w:szCs w:val="20"/>
-        </w:rPr>
-        <w:t xml:space="preserve">: - Skip header with next(reader). - Convert age to int and check if &gt; 30. - Print matching rows.</w:t>
-      </w:r>
-    </w:p>
-    <w:p>
-      <w:pPr>
-        <w:spacing w:after="80"/>
-      </w:pPr>
-      <w:r>
-        <w:rPr>
-          <w:rFonts w:ascii="Arial" w:cs="Arial" w:eastAsia="Arial" w:hAnsi="Arial"/>
-          <w:b/>
-          <w:bCs/>
-          <w:sz w:val="20"/>
-          <w:szCs w:val="20"/>
-        </w:rPr>
-        <w:t xml:space="preserve">Problem 6: </w:t>
-      </w:r>
-      <w:r>
-        <w:rPr>
-          <w:rFonts w:ascii="Arial" w:cs="Arial" w:eastAsia="Arial" w:hAnsi="Arial"/>
-          <w:sz w:val="20"/>
-          <w:szCs w:val="20"/>
-        </w:rPr>
-        <w:t xml:space="preserve">: - Use a dictionary to group by column. - Sum or aggregate values per group. - Display results. &lt;/details&gt;</w:t>
+        <w:t xml:space="preserve">Challenge: Write a program that reads a CSV with multiple columns, groups by a category column, and displays totals per group.</w:t>
       </w:r>
     </w:p>
     <w:p>

--- a/Coding 2 - year/Unit 4 - File IO & Data Processing/Daily Lesson Plans/Word/Day 12.docx
+++ b/Coding 2 - year/Unit 4 - File IO & Data Processing/Daily Lesson Plans/Word/Day 12.docx
@@ -380,7 +380,7 @@
                 <w:sz w:val="20"/>
                 <w:szCs w:val="20"/>
               </w:rPr>
-              <w:t xml:space="preserve">    In your own words: Read CSV files using the csv.reader module to parse comma-separated data?</w:t>
+              <w:t xml:space="preserve">    What do you think it means to read CSV files using the csv.reader module to parse comma-separated data? Why would a program need to do this?</w:t>
             </w:r>
             <w:r>
               <w:rPr>
@@ -477,7 +477,7 @@
                 <w:sz w:val="20"/>
                 <w:szCs w:val="20"/>
               </w:rPr>
-              <w:t xml:space="preserve">Today's Goal: By the end of class you will be able to read CSV files using the csv.reader module to parse comma-separated data.</w:t>
+              <w:t xml:space="preserve">Today’s Goal: By the end of class you will be able to read CSV files using the csv.reader module to parse comma-separated data.</w:t>
             </w:r>
             <w:r>
               <w:rPr>
@@ -1225,7 +1225,7 @@
                 <w:sz w:val="20"/>
                 <w:szCs w:val="20"/>
               </w:rPr>
-              <w:t xml:space="preserve">Quick Check: Read CSV files using the csv.reader module to parse comma-separated data?</w:t>
+              <w:t xml:space="preserve">What are the key steps to read CSV files using the csv.reader module to parse comma-separated data? What data format or structure is involved?</w:t>
             </w:r>
             <w:r>
               <w:rPr>
